--- a/PP-salygos/templates/AKV_LT_SPS.docx
+++ b/PP-salygos/templates/AKV_LT_SPS.docx
@@ -3242,7 +3242,7 @@
           <w:sz w:val="20"/>
           <w:szCs w:val="20"/>
         </w:rPr>
-        <w:t>Perkantysis subjektas neriboja maksimalaus Pirkimo objekto dalių skaičiaus, dėl kurių laimėtoju gali būti nustatomas tas pats Tiekėjas.</w:t>
+        <w:t>Pirkimo vykdytojas neriboja maksimalaus Pirkimo objekto dalių skaičiaus, dėl kurių laimėtoju gali būti nustatomas tas pats Tiekėjas.</w:t>
       </w:r>
     </w:p>
     <w:p>
@@ -3273,7 +3273,7 @@
           <w:sz w:val="20"/>
           <w:szCs w:val="20"/>
         </w:rPr>
-        <w:t>Perkantysis subjektas sudarys atskirą Sutartį kiekvienai Pirkimo objekto daliai, nepaisant to, kad pagal Pirkimo sąlygas laimėtoju gali būti nustatomas tas pats Tiekėjas.</w:t>
+        <w:t>Pirkimo vykdytojas sudarys atskirą Sutartį kiekvienai Pirkimo objekto daliai, nepaisant to, kad pagal Pirkimo sąlygas laimėtoju gali būti nustatomas tas pats Tiekėjas.</w:t>
       </w:r>
     </w:p>
     <w:p>
@@ -3408,7 +3408,7 @@
           <w:sz w:val="20"/>
           <w:szCs w:val="20"/>
         </w:rPr>
-        <w:t>valdomos ryšių ir informacinės infrastruktūros, kuri yra reikšminga Perkančiojo subjekto veiklai, funkcionavimas;</w:t>
+        <w:t>valdomos ryšių ir informacinės infrastruktūros, kuri yra reikšminga Pirkimo vykdytojo veiklai, funkcionavimas;</w:t>
       </w:r>
     </w:p>
     <w:p>
@@ -3927,30 +3927,37 @@
     </w:p>
     <w:p>
       <w:pPr>
+        <w:pStyle w:val="ListParagraph"/>
+        <w:numPr>
+          <w:ilvl w:val="1"/>
+          <w:numId w:val="2"/>
+        </w:numPr>
         <w:tabs>
-          <w:tab w:val="left" w:pos="1134"/>
-          <w:tab w:val="num" w:pos="1957"/>
+          <w:tab w:val="left" w:pos="426"/>
         </w:tabs>
+        <w:spacing w:before="60" w:after="60"/>
+        <w:ind w:left="0" w:firstLine="0"/>
         <w:jc w:val="both"/>
         <w:rPr>
           <w:rFonts w:ascii="Arial" w:hAnsi="Arial" w:cs="Arial"/>
-          <w:sz w:val="20"/>
-          <w:szCs w:val="20"/>
-        </w:rPr>
-      </w:pPr>
-      <w:r>
-        <w:rPr>
-          <w:rFonts w:ascii="Arial" w:hAnsi="Arial" w:cs="Arial"/>
-          <w:sz w:val="20"/>
-          <w:szCs w:val="20"/>
-        </w:rPr>
-        <w:t>2.8.</w:t>
-      </w:r>
-      <w:r>
-        <w:rPr>
-          <w:rFonts w:ascii="Arial" w:hAnsi="Arial" w:cs="Arial"/>
-        </w:rPr>
-        <w:t xml:space="preserve"> </w:t>
+          <w:color w:val="0D0D0D" w:themeColor="text1" w:themeTint="F2"/>
+          <w:sz w:val="20"/>
+          <w:szCs w:val="20"/>
+        </w:rPr>
+      </w:pPr>
+      <w:r>
+        <w:rPr>
+          <w:rFonts w:ascii="Arial" w:hAnsi="Arial" w:cs="Arial"/>
+          <w:sz w:val="20"/>
+          <w:szCs w:val="20"/>
+        </w:rPr>
+        <w:t/>
+      </w:r>
+      <w:r>
+        <w:rPr>
+          <w:rFonts w:ascii="Arial" w:hAnsi="Arial" w:cs="Arial"/>
+        </w:rPr>
+        <w:t xml:space="preserve"/>
       </w:r>
       <w:bookmarkStart w:id="12" w:name="_Hlk38970707"/>
       <w:bookmarkStart w:id="13" w:name="_Hlk38962756"/>
@@ -5977,7 +5984,7 @@
                 <w:sz w:val="20"/>
                 <w:szCs w:val="20"/>
               </w:rPr>
-              <w:t xml:space="preserve">anksčiau kaip 180 dienų iki tos dienos, kai tiekėjas Pirkimo vykdytojo prašymu turės pateikti pašalinimo pagrindų nebuvimą patvirtinančius dokumentus. Pavyzdys: Jeigu Pirkimo vykdytojas2022-10-10 kreipėsi į tiekėją prašydama iki 2022-10-14 pateikti įrodančius dokumentus, jie turi būti išduoti ne </w:t>
+              <w:t xml:space="preserve">anksčiau kaip 180 dienų iki tos dienos, kai tiekėjas Pirkimo vykdytojo prašymu turės pateikti pašalinimo pagrindų nebuvimą patvirtinančius dokumentus. Pavyzdys: Jeigu Pirkimo vykdytojas 2022-10-10 kreipėsi į tiekėją prašydamas iki 2022-10-14 pateikti įrodančius dokumentus, jie turi būti išduoti ne </w:t>
             </w:r>
             <w:r>
               <w:rPr>
@@ -6641,7 +6648,7 @@
                 <w:sz w:val="20"/>
                 <w:szCs w:val="20"/>
               </w:rPr>
-              <w:t xml:space="preserve">2022-10-10 kreipėsi į tiekėją prašydama iki 2022-10-14 pateikti įrodančius dokumentus, jie turi būti išduoti ne anksčiau kaip 120 dienų, jas skaičiuojant atgal nuo 2022-10-14. </w:t>
+              <w:t xml:space="preserve">2022-10-10 kreipėsi į tiekėją prašydamas iki 2022-10-14 pateikti įrodančius dokumentus, jie turi būti išduoti ne anksčiau kaip 120 dienų, jas skaičiuojant atgal nuo 2022-10-14. </w:t>
             </w:r>
           </w:p>
           <w:p>
@@ -7008,7 +7015,7 @@
                 <w:sz w:val="20"/>
                 <w:szCs w:val="20"/>
               </w:rPr>
-              <w:t>: Jeigu Pirkimo vykdytojas 2022-10-10 kreipėsi į tiekėją prašydama iki 2022-10-14 pateikti įrodančius dokumentus, jie turi būti išduoti ne anksčiau kaip 120 dienų, jas skaičiuojant atgal nuo 2022-10-14.</w:t>
+              <w:t>: Jeigu Pirkimo vykdytojas 2022-10-10 kreipėsi į tiekėją prašydamas iki 2022-10-14 pateikti įrodančius dokumentus, jie turi būti išduoti ne anksčiau kaip 120 dienų, jas skaičiuojant atgal nuo 2022-10-14.</w:t>
             </w:r>
           </w:p>
           <w:p>
@@ -8152,7 +8159,7 @@
                 <w:sz w:val="20"/>
                 <w:szCs w:val="20"/>
               </w:rPr>
-              <w:t xml:space="preserve">Tiekėjas yra neįvykdęs sutarties, sudarytos vadovaujantis VPĮ, Viešųjų pirkimų, atliekamų gynybos ir saugumo srityje, įstatymu ar Pirkimų, atliekamų vandentvarkos, energetikos, transporto ar pašto paslaugų srities perkančiųjų subjektų, įstatymu, ar koncesijos sutarties arba yra netinkamai ją įvykdęs ir tai buvo esminis sutarties pažeidimas, kaip nustatyta Civilinio kodekso 6.217 straipsnyje (toliau – esminis sutarties pažeidimas), dėl kurio per pastaruosius 3 metus buvo nutraukta sutartis arba per pastaruosius 3 metus buvo priimtas ir įsiteisėjęs teismo sprendimas, kuriuo tenkinamas perkančiosios organizacijos, perkančiojo subjekto ar suteikiančiosios institucijos reikalavimas atlyginti nuostolius, patirtus dėl to, kad tiekėjas sutartyje nustatytą esminę sutarties sąlygą vykdė su dideliais arba nuolatiniais trūkumais, ar per pastaruosius 3 metus buvo priimtas perkančiosios organizacijos ar perkančiojo subjekto sprendimas, kad tiekėjas sutartyje nustatytą esminę sutarties sąlygą vykdė su dideliais arba nuolatiniais trūkumais ir dėl to buvo pritaikyta sutartyje nustatyta sankcija. </w:t>
+              <w:t xml:space="preserve">Tiekėjas yra neįvykdęs sutarties, sudarytos vadovaujantis VPĮ, Viešųjų pirkimų, atliekamų gynybos ir saugumo srityje, įstatymu ar Pirkimų, atliekamų vandentvarkos, energetikos, transporto ar pašto paslaugų srities perkančiųjų subjektų, įstatymu, ar koncesijos sutarties arba yra netinkamai ją įvykdęs ir tai buvo esminis sutarties pažeidimas, kaip nustatyta Civilinio kodekso 6.217 straipsnyje (toliau – esminis sutarties pažeidimas), dėl kurio per pastaruosius 3 metus buvo nutraukta sutartis arba per pastaruosius 3 metus buvo priimtas ir įsiteisėjęs teismo sprendimas, kuriuo tenkinamas perkančiosios organizacijos, Pirkimo vykdytojo ar suteikiančiosios institucijos reikalavimas atlyginti nuostolius, patirtus dėl to, kad tiekėjas sutartyje nustatytą esminę sutarties sąlygą vykdė su dideliais arba nuolatiniais trūkumais, ar per pastaruosius 3 metus buvo priimtas perkančiosios organizacijos ar Pirkimo vykdytojo sprendimas, kad tiekėjas sutartyje nustatytą esminę sutarties sąlygą vykdė su dideliais arba nuolatiniais trūkumais ir dėl to buvo pritaikyta sutartyje nustatyta sankcija. </w:t>
             </w:r>
           </w:p>
           <w:p>
@@ -9537,7 +9544,7 @@
                 <w:sz w:val="20"/>
                 <w:szCs w:val="20"/>
               </w:rPr>
-              <w:t>Tačiau kai yra šiame punkte apibrėžta situacija, Perkantysis subjektas nepašalins tiekėjo iš pirkimo procedūros, jeigu jis pateikia pagrįstų įrodymų, kad sugebės tinkamai įvykdyti sutartį.</w:t>
+              <w:t>Tačiau kai yra šiame punkte apibrėžta situacija, Pirkimo vykdytojas nepašalins tiekėjo iš pirkimo procedūros, jeigu jis pateikia pagrįstų įrodymų, kad sugebės tinkamai įvykdyti sutartį.</w:t>
             </w:r>
           </w:p>
         </w:tc>
@@ -9616,7 +9623,7 @@
                 <w:sz w:val="20"/>
                 <w:szCs w:val="20"/>
               </w:rPr>
-              <w:t>Iš Lietuvoje įsteigtų subjektų įrodančių dokumentų nereikalaujama, užtenka pateikto EBVPD. Perkantysis subjektas savarankiškai patikrina duomenis nacionalinėje duomenų bazėje, adresu:</w:t>
+              <w:t>Iš Lietuvoje įsteigtų subjektų įrodančių dokumentų nereikalaujama, užtenka pateikto EBVPD. Pirkimo vykdytojas savarankiškai patikrina duomenis nacionalinėje duomenų bazėje, adresu:</w:t>
             </w:r>
           </w:p>
           <w:p>
@@ -9668,7 +9675,7 @@
                 <w:sz w:val="20"/>
                 <w:szCs w:val="20"/>
               </w:rPr>
-              <w:t>Prireikus, Perkantysis subjektas turi teisę prašyti pateikti valstybės įmonės Registrų centro Lietuvos Respublikos Vyriausybės nustatyta tvarka išduoto dokumento, patvirtinančio jungtinius kompetentingų institucijų tvarkomus duomenis. Tokiu atveju dokumentas turi būti  išduotas ne anksčiau kaip 120 dienų iki tos dienos, kai tiekėjas perkančiojo subjekto prašymu turės pateikti pašalinimo pagrindų nebuvimą patvirtinančius dokumentus. Pavyzdys: Jeigu perkantysis subjektas 2022-10-10 kreipėsi į tiekėją prašydama iki 2022-10-14 pateikti įrodančius dokumentus, jie turi būti išduoti ne anksčiau kaip 120 dienų, jas skaičiuojant atgal nuo 2022-10-14.</w:t>
+              <w:t>Prireikus, Pirkimo vykdytojas turi teisę prašyti pateikti valstybės įmonės Registrų centro Lietuvos Respublikos Vyriausybės nustatyta tvarka išduoto dokumento, patvirtinančio jungtinius kompetentingų institucijų tvarkomus duomenis. Tokiu atveju dokumentas turi būti  išduotas ne anksčiau kaip 120 dienų iki tos dienos, kai tiekėjas Pirkimo vykdytojo prašymu turės pateikti pašalinimo pagrindų nebuvimą patvirtinančius dokumentus. Pavyzdys: Jeigu Pirkimo vykdytojas 2022-10-10 kreipėsi į tiekėją prašydamas iki 2022-10-14 pateikti įrodančius dokumentus, jie turi būti išduoti ne anksčiau kaip 120 dienų, jas skaičiuojant atgal nuo 2022-10-14.</w:t>
             </w:r>
           </w:p>
           <w:p>
@@ -9779,7 +9786,7 @@
                 <w:szCs w:val="20"/>
                 <w:lang w:eastAsia="en-US"/>
               </w:rPr>
-              <w:t>Pažymų, patvirtinančių šio pašalinimo pagrindų nebuvimą, pateikti nereikalaujama. Jų perkantysis subjektas reikalaus tik turėdamas pagrįstų abejonių dėl tiekėjo patikimumo.</w:t>
+              <w:t>Pažymų, patvirtinančių šio pašalinimo pagrindų nebuvimą, pateikti nereikalaujama. Jų Pirkimo vykdytojas reikalaus tik turėdamas pagrįstų abejonių dėl tiekėjo patikimumo.</w:t>
             </w:r>
           </w:p>
         </w:tc>
@@ -12636,7 +12643,7 @@
                 <w:sz w:val="20"/>
                 <w:szCs w:val="20"/>
               </w:rPr>
-              <w:t xml:space="preserve">Nepriklausomos įstaigos išduotas sertifikatas. Perkantysis subjektas pripažins lygiaverčius sertifikatus, išduotus kitose valstybėse narėse įsteigtų nepriklausomų įstaigų. </w:t>
+              <w:t xml:space="preserve">Nepriklausomos įstaigos išduotas sertifikatas. Pirkimo vykdytojas pripažins lygiaverčius sertifikatus, išduotus kitose valstybėse narėse įsteigtų nepriklausomų įstaigų. </w:t>
             </w:r>
           </w:p>
           <w:p>
@@ -12678,7 +12685,7 @@
                 <w:sz w:val="20"/>
                 <w:szCs w:val="20"/>
               </w:rPr>
-              <w:t>Perkantysis subjektas priima ir kitus tiekėjo lygiaverčių aplinkos apsaugos vadybos užtikrinimo priemonių įrodymus, kurie patvirtintų, kad jo siūlomos aplinkos apsaugos vadybos užtikrinimo priemonės atitinka reikalaujamus aplinkos apsaugos vadybos sistemos standartus ir pateikia įrodymus, kurie patvirtintų, kad tiekėjo siūlomos aplinkos apsaugos vadybos užtikrinimo priemonės atitinka reikalaujamus aplinkos apsaugos vadybos sistemos standartus.</w:t>
+              <w:t>Pirkimo vykdytojas priima ir kitus tiekėjo lygiaverčių aplinkos apsaugos vadybos užtikrinimo priemonių įrodymus, kurie patvirtintų, kad jo siūlomos aplinkos apsaugos vadybos užtikrinimo priemonės atitinka reikalaujamus aplinkos apsaugos vadybos sistemos standartus ir pateikia įrodymus, kurie patvirtintų, kad tiekėjo siūlomos aplinkos apsaugos vadybos užtikrinimo priemonės atitinka reikalaujamus aplinkos apsaugos vadybos sistemos standartus.</w:t>
             </w:r>
           </w:p>
           <w:p>
@@ -12720,7 +12727,7 @@
                 <w:sz w:val="20"/>
                 <w:szCs w:val="20"/>
               </w:rPr>
-              <w:t>Perkantysis subjektas priima ir kitus tiekėjo lygiaverčių aplinkos apsaugos vadybos užtikrinimo priemonių įrodymus, kurie patvirtintų, kad jo siūlomos aplinkos apsaugos vadybos užtikrinimo priemonės atitinka reikalaujamus aplinkos apsaugos vadybos sistemos standartus ir pateikia įrodymus, kurie patvirtintų, kad tiekėjo siūlomos aplinkos apsaugos vadybos užtikrinimo priemonės atitinka reikalaujamus aplinkos apsaugos vadybos sistemos standartus tik jeigu Tiekėjas dėl nuo jo nepriklausančių objektyvių priežasčių negali pateikti sertifikatų per nustatytą laiką.</w:t>
+              <w:t>Pirkimo vykdytojas priima ir kitus tiekėjo lygiaverčių aplinkos apsaugos vadybos užtikrinimo priemonių įrodymus, kurie patvirtintų, kad jo siūlomos aplinkos apsaugos vadybos užtikrinimo priemonės atitinka reikalaujamus aplinkos apsaugos vadybos sistemos standartus ir pateikia įrodymus, kurie patvirtintų, kad tiekėjo siūlomos aplinkos apsaugos vadybos užtikrinimo priemonės atitinka reikalaujamus aplinkos apsaugos vadybos sistemos standartus tik jeigu Tiekėjas dėl nuo jo nepriklausančių objektyvių priežasčių negali pateikti sertifikatų per nustatytą laiką.</w:t>
             </w:r>
           </w:p>
         </w:tc>
@@ -15759,7 +15766,7 @@
                 <w:sz w:val="20"/>
                 <w:szCs w:val="20"/>
               </w:rPr>
-              <w:t>Dokumentai, kuriuose nenurodytas galiojimo terminas, turi būti  išduoti ar atspausdinti iš informacinės sistemos ne anksčiau kaip prieš tris mėnesius iki tos dienos, kai Perkančiojo subjekto prašymu Tiekėjas turi pateikti dokumentus.</w:t>
+              <w:t>Dokumentai, kuriuose nenurodytas galiojimo terminas, turi būti  išduoti ar atspausdinti iš informacinės sistemos ne anksčiau kaip prieš tris mėnesius iki tos dienos, kai Pirkimo vykdytojo prašymu Tiekėjas turi pateikti dokumentus.</w:t>
             </w:r>
           </w:p>
           <w:p>
@@ -15778,7 +15785,7 @@
                 <w:sz w:val="20"/>
                 <w:szCs w:val="20"/>
               </w:rPr>
-              <w:t xml:space="preserve">Perkantysis subjektas turi teisę </w:t>
+              <w:t xml:space="preserve">Pirkimo vykdytojas turi teisę </w:t>
             </w:r>
             <w:r>
               <w:rPr>
@@ -15802,15 +15809,15 @@
                 <w:sz w:val="20"/>
                 <w:szCs w:val="20"/>
               </w:rPr>
-              <w:t>P</w:t>
-            </w:r>
-            <w:r>
-              <w:rPr>
-                <w:rFonts w:ascii="Arial" w:hAnsi="Arial" w:cs="Arial"/>
-                <w:sz w:val="20"/>
-                <w:szCs w:val="20"/>
-              </w:rPr>
-              <w:t>erkančiajam subjektui priimtinus dokumentus.</w:t>
+              <w:t>Pirkimo vykdytojui</w:t>
+            </w:r>
+            <w:r>
+              <w:rPr>
+                <w:rFonts w:ascii="Arial" w:hAnsi="Arial" w:cs="Arial"/>
+                <w:sz w:val="20"/>
+                <w:szCs w:val="20"/>
+              </w:rPr>
+              <w:t xml:space="preserve"> priimtinus dokumentus.</w:t>
             </w:r>
           </w:p>
         </w:tc>
@@ -16053,7 +16060,7 @@
                 <w:sz w:val="20"/>
                 <w:szCs w:val="20"/>
               </w:rPr>
-              <w:t>Perkančiajam subjektui priimtinas</w:t>
+              <w:t>Pirkimo vykdytojui priimtinas</w:t>
             </w:r>
             <w:r>
               <w:rPr>
@@ -16367,7 +16374,7 @@
                 <w:sz w:val="20"/>
                 <w:szCs w:val="20"/>
               </w:rPr>
-              <w:t xml:space="preserve"> kils abejonių dėl tiekėjo nurodytos informacijos teisingumo, ekonomiškai naudingiausią pasiūlymą pateikęs tiekėjas turės pateikti VPĮ 51 straipsnio 12 dalyje nurodytus (vieną ar kelis) ar kitus perkančiajam subjektui priimtinus dokumentus ir (ar) paaiškinimus, patvirtinančius atitiktį šiame punkte nustatytam reikalavimui.  </w:t>
+              <w:t xml:space="preserve"> kils abejonių dėl tiekėjo nurodytos informacijos teisingumo, ekonomiškai naudingiausią pasiūlymą pateikęs tiekėjas turės pateikti VPĮ 51 straipsnio 12 dalyje nurodytus (vieną ar kelis) ar kitus Pirkimo vykdytojui priimtinus dokumentus ir (ar) paaiškinimus, patvirtinančius atitiktį šiame punkte nustatytam reikalavimui.  </w:t>
             </w:r>
           </w:p>
         </w:tc>
@@ -17058,7 +17065,7 @@
                 <w:sz w:val="20"/>
                 <w:szCs w:val="20"/>
               </w:rPr>
-              <w:t>Dokumentai, kuriuose nenurodytas galiojimo terminas, turi būti  išduoti ar atspausdinti iš informacinės sistemos ne anksčiau kaip prieš tris mėnesius iki tos dienos, kai Perkančiojo subjekto prašymu Tiekėjas turi pateikti dokumentus.</w:t>
+              <w:t>Dokumentai, kuriuose nenurodytas galiojimo terminas, turi būti  išduoti ar atspausdinti iš informacinės sistemos ne anksčiau kaip prieš tris mėnesius iki tos dienos, kai Pirkimo vykdytojo prašymu Tiekėjas turi pateikti dokumentus.</w:t>
             </w:r>
           </w:p>
           <w:p>
@@ -17078,7 +17085,7 @@
                 <w:sz w:val="20"/>
                 <w:szCs w:val="20"/>
               </w:rPr>
-              <w:t xml:space="preserve">Perkantysis subjektas turi teisę </w:t>
+              <w:t xml:space="preserve">Pirkimo vykdytojas turi teisę </w:t>
             </w:r>
             <w:r>
               <w:rPr>
@@ -17102,15 +17109,15 @@
                 <w:sz w:val="20"/>
                 <w:szCs w:val="20"/>
               </w:rPr>
-              <w:t>P</w:t>
-            </w:r>
-            <w:r>
-              <w:rPr>
-                <w:rFonts w:ascii="Arial" w:hAnsi="Arial" w:cs="Arial"/>
-                <w:sz w:val="20"/>
-                <w:szCs w:val="20"/>
-              </w:rPr>
-              <w:t>erkančiajam subjektui priimtinus dokumentus.</w:t>
+              <w:t>Pirkimo vykdytojui</w:t>
+            </w:r>
+            <w:r>
+              <w:rPr>
+                <w:rFonts w:ascii="Arial" w:hAnsi="Arial" w:cs="Arial"/>
+                <w:sz w:val="20"/>
+                <w:szCs w:val="20"/>
+              </w:rPr>
+              <w:t xml:space="preserve"> priimtinus dokumentus.</w:t>
             </w:r>
           </w:p>
         </w:tc>
@@ -18192,7 +18199,7 @@
                 <w:sz w:val="20"/>
                 <w:szCs w:val="20"/>
               </w:rPr>
-              <w:t>Pirkime negali dalyvauti Tiekėjai, Subtiekėjai, Tiekėjų grupės nariai, Ūkio subjektai, kurių pajėgumais remiamasi , kurie nėra registruoti (Tiekėjas, Tiekėjų grupės narys, Subtiekėjas, Ūkio subjektas, kurio pajėgumais remiamasi, Kvazisubtiekėjas, kuris yra fizinis asmuo – nuolat gyvenantis ar turintys pilietybę) Europos Sąjungos valstybėje narėje, Šiaurės Atlanto sutarties organizacijos valstybėje narėje ar trečiojoje šalyje, pasirašiusioje PĮ 29 straipsnio 4 dalyje nurodytus tarptautinius susitarimus.</w:t>
+              <w:t>Pirkime negali dalyvauti Tiekėjai, Subtiekėjai, Tiekėjų grupės nariai, Ūkio subjektai, kurių pajėgumais remiamasi , kurie nėra registruoti (Tiekėjas, Tiekėjų grupės narys, Subtiekėjas, Ūkio subjektas, kurio pajėgumais remiamasi, Kvazisubtiekėjas, kuris yra fizinis asmuo – nuolat gyvenantis ar turintys pilietybę) Europos Sąjungos valstybėje narėje, Šiaurės Atlanto sutarties organizacijos valstybėje narėje ar trečiojoje šalyje, pasirašiusioje VPĮ 17 straipsnio 4 dalyje nurodytus tarptautinius susitarimus.</w:t>
             </w:r>
             <w:r>
               <w:rPr>
@@ -18605,7 +18612,7 @@
                 <w:sz w:val="20"/>
                 <w:szCs w:val="20"/>
               </w:rPr>
-              <w:t>Ekonomiškai naudingiausią pasiūlymą pateikęs Tiekėjas/ Tiekėjų grupės nariai privalo užpildyti Veiklos partnerių patikros klausimyną ir užtikrinti, kad Sutarties šalis – veiklos partneris nekelia Perkančiajam subjektui rizikų</w:t>
+              <w:t>Ekonomiškai naudingiausią pasiūlymą pateikęs Tiekėjas/ Tiekėjų grupės nariai privalo užpildyti Veiklos partnerių patikros klausimyną ir užtikrinti, kad Sutarties šalis – veiklos partneris nekelia Pirkimo vykdytojui rizikų</w:t>
             </w:r>
             <w:r>
               <w:rPr>
@@ -18659,7 +18666,7 @@
                 <w:sz w:val="20"/>
                 <w:szCs w:val="20"/>
               </w:rPr>
-              <w:t xml:space="preserve">Ekonomiškai naudingiausią pasiūlymą pateikusiam Tiekėjui/Tiekėjų grupės nariams Perkantysis subjektas pateiks prašymą per Perkančiojo subjekto nustatytą terminą, kuris negali būti trumpesnis kaip 3 darbo dienos, užpildyti Veiklos partnerių patikros privalomai pildomą klausimyną, kuris bus atsiunčiamas Tiekėjo Pasiūlyme nurodytu elektroninio pašto adresu. Su klausimynu galima susipažinti nuorodoje: </w:t>
+              <w:t xml:space="preserve">Ekonomiškai naudingiausią pasiūlymą pateikusiam Tiekėjui/Tiekėjų grupės nariams Pirkimo vykdytojas pateiks prašymą per Pirkimo vykdytojo nustatytą terminą, kuris negali būti trumpesnis kaip 3 darbo dienos, užpildyti Veiklos partnerių patikros privalomai pildomą klausimyną, kuris bus atsiunčiamas Tiekėjo Pasiūlyme nurodytu elektroninio pašto adresu. Su klausimynu galima susipažinti nuorodoje: </w:t>
             </w:r>
             <w:hyperlink r:id="rId16" w:history="1">
               <w:r>
@@ -18700,7 +18707,7 @@
                 <w:sz w:val="20"/>
                 <w:szCs w:val="20"/>
               </w:rPr>
-              <w:t>Jei ekonomiškai naudingiausią pasiūlymą pateikęs Tiekėjas/Tiekėjų grupės narys šį klausimyną yra pildęs ne anksčiau kaip prieš 12 mėnesių iki Perkančiojo subjekto prašymo pateikimo ir informacija yra nepasikeitusi, jis gali nepildyti klausimyno, bet per klausimynui užpildyti skirtą terminą pateikti laisvos formos patvirtinimą, kad anksčiau šio tiekėjo  užpildytame Veiklos partnerių patikros klausimyne informacija yra nepasikeitusi.</w:t>
+              <w:t>Jei ekonomiškai naudingiausią pasiūlymą pateikęs Tiekėjas/Tiekėjų grupės narys šį klausimyną yra pildęs ne anksčiau kaip prieš 12 mėnesių iki Pirkimo vykdytojo prašymo pateikimo ir informacija yra nepasikeitusi, jis gali nepildyti klausimyno, bet per klausimynui užpildyti skirtą terminą pateikti laisvos formos patvirtinimą, kad anksčiau šio tiekėjo  užpildytame Veiklos partnerių patikros klausimyne informacija yra nepasikeitusi.</w:t>
             </w:r>
           </w:p>
           <w:p>
@@ -18736,7 +18743,7 @@
                 <w:sz w:val="20"/>
                 <w:szCs w:val="20"/>
               </w:rPr>
-              <w:t xml:space="preserve">Perkantysis subjektas atliks su ekonomiškai naudingiausią pasiūlymą pateikusiu tiekėju (tiekėjų grupės nariais, subtiekėjais) susijusių duomenų iš klausimyno ir (ar) prieinamų šaltinių įvertinimą  veiklos partnerio rizikos aspektu. Per Perkančiojo subjekto nustatytą terminą neužpildžius klausimyno, Tiekėjo pasiūlymas bus atmetamas.  </w:t>
+              <w:t xml:space="preserve">Pirkimo vykdytojas atliks su ekonomiškai naudingiausią pasiūlymą pateikusiu tiekėju (tiekėjų grupės nariais, subtiekėjais) susijusių duomenų iš klausimyno ir (ar) prieinamų šaltinių įvertinimą  veiklos partnerio rizikos aspektu. Per Pirkimo vykdytojo nustatytą terminą neužpildžius klausimyno, Tiekėjo pasiūlymas bus atmetamas.  </w:t>
             </w:r>
           </w:p>
           <w:p>
@@ -18765,7 +18772,7 @@
                 <w:szCs w:val="20"/>
               </w:rPr>
               <w:lastRenderedPageBreak/>
-              <w:t>Perkančiajam subjektui nustačius galimas rizikas, Perkantysis subjektas turi teisę taikyti toliau išdėstytas rizikų mažinimo priemones:</w:t>
+              <w:t>Pirkimo vykdytojui nustačius galimas rizikas, Pirkimo vykdytojas turi teisę taikyti toliau išdėstytas rizikų mažinimo priemones:</w:t>
             </w:r>
           </w:p>
           <w:p>
@@ -20994,7 +21001,7 @@
           <w:sz w:val="20"/>
           <w:szCs w:val="20"/>
         </w:rPr>
-        <w:t xml:space="preserve">1 </w:t>
+        <w:t xml:space="preserve">3 </w:t>
       </w:r>
       <w:r>
         <w:rPr>
@@ -21958,7 +21965,7 @@
           <w:sz w:val="20"/>
           <w:szCs w:val="20"/>
         </w:rPr>
-        <w:t>arba Tiekėjas, kuris bus kviečiamas sudaryti Sutartį, atsisakys ją sudaryti, jis, Perkančiajam subjektui pareikalavus, turės sumokėti Perkančiajam subjektui 10 proc. Tiekėjo Pasiūlymo kainos Eur be PVM dydžio baudą bei padengti Perkančiojo subjekto patirtus tiesioginius nuostolius, kiek jų nepadengia aukščiau nurodyta bauda. Tiesioginiais nuostoliais bus laikomas kainos skirtumas tarp Sutartį atsisakiusio pasirašyti Tiekėjo Pasiūlymo kainos Eur be PVM ir kito Tiekėjo, pasiūlymų eilėje esančio po atsisakiusio sudaryti Sutartį Tiekėjo, Pasiūlymo kainos Eur be PVM.</w:t>
+        <w:t>arba Tiekėjas, kuris bus kviečiamas sudaryti Sutartį, atsisakys ją sudaryti, jis, Pirkimo vykdytojui pareikalavus, turės sumokėti Pirkimo vykdytojui 10 proc. Tiekėjo Pasiūlymo kainos Eur be PVM dydžio baudą bei padengti Pirkimo vykdytojo patirtus tiesioginius nuostolius, kiek jų nepadengia aukščiau nurodyta bauda. Tiesioginiais nuostoliais bus laikomas kainos skirtumas tarp Sutartį atsisakiusio pasirašyti Tiekėjo Pasiūlymo kainos Eur be PVM ir kito Tiekėjo, pasiūlymų eilėje esančio po atsisakiusio sudaryti Sutartį Tiekėjo, Pasiūlymo kainos Eur be PVM.</w:t>
       </w:r>
     </w:p>
     <w:p>
@@ -22055,7 +22062,7 @@
           <w:sz w:val="20"/>
           <w:szCs w:val="20"/>
         </w:rPr>
-        <w:t>arba Tiekėjas, kuris bus kviečiamas sudaryti Sutartį, atsisakys ją sudaryti, jis, Perkančiajam subjektui pareikalavus, turės sumokėti Perkančiajam subjektui 10 proc. Tiekėjo pasiūlymo kainos Eur be PVM dydžio baudą ir padengti Perkančiojo subjekto patirtus tiesioginius nuostolius, kiek jų nepadengia aukščiau nurodyta bauda. Tiesioginiais nuostoliais bus laikomas kainos skirtumas tarp Sutartį atsisakiusio pasirašyti Tiekėjo Pasiūlymo kainos Eur be PVM ir kito Tiekėjo, pasiūlymų eilėje esančio po atsisakiusio sudaryti Sutartį Tiekėjo, Pasiūlymo kainos Eur be PVM (jeigu atsisakiusio pasirašyti Sutartį Tiekėjo pasiūlymo kaina Eur be PVM bus mažesnė nei kito Tiekėjo, pasiūlymų eilėje esančio po atsisakiusio sudaryti sutartį Tiekėjo).</w:t>
+        <w:t>arba Tiekėjas, kuris bus kviečiamas sudaryti Sutartį, atsisakys ją sudaryti, jis, Pirkimo vykdytojui pareikalavus, turės sumokėti Pirkimo vykdytojui 10 proc. Tiekėjo pasiūlymo kainos Eur be PVM dydžio baudą ir padengti Pirkimo vykdytojo patirtus tiesioginius nuostolius, kiek jų nepadengia aukščiau nurodyta bauda. Tiesioginiais nuostoliais bus laikomas kainos skirtumas tarp Sutartį atsisakiusio pasirašyti Tiekėjo Pasiūlymo kainos Eur be PVM ir kito Tiekėjo, pasiūlymų eilėje esančio po atsisakiusio sudaryti Sutartį Tiekėjo, Pasiūlymo kainos Eur be PVM (jeigu atsisakiusio pasirašyti Sutartį Tiekėjo pasiūlymo kaina Eur be PVM bus mažesnė nei kito Tiekėjo, pasiūlymų eilėje esančio po atsisakiusio sudaryti sutartį Tiekėjo).</w:t>
       </w:r>
     </w:p>
     <w:p>
@@ -22145,7 +22152,7 @@
           <w:sz w:val="20"/>
           <w:szCs w:val="20"/>
         </w:rPr>
-        <w:t xml:space="preserve">arba Tiekėjas, kuris bus kviečiamas sudaryti Sutartį, atsisakys ją sudaryti, jis, Perkančiajam subjektui pareikalavus, turės sumokėti kainos skirtumą tarp Sutartį atsisakiusio pasirašyti Tiekėjo Pasiūlymo kainos Eur be PVM ir kito Tiekėjo, pasiūlymų eilėje esančio po atsisakiusio sudaryti Sutartį Tiekėjo, Pasiūlymo kainos Eur be PVM, kiek to nepadengs Pasiūlymo galiojimo užtikrinimas. </w:t>
+        <w:t xml:space="preserve">arba Tiekėjas, kuris bus kviečiamas sudaryti Sutartį, atsisakys ją sudaryti, jis, Pirkimo vykdytojui pareikalavus, turės sumokėti kainos skirtumą tarp Sutartį atsisakiusio pasirašyti Tiekėjo Pasiūlymo kainos Eur be PVM ir kito Tiekėjo, pasiūlymų eilėje esančio po atsisakiusio sudaryti Sutartį Tiekėjo, Pasiūlymo kainos Eur be PVM, kiek to nepadengs Pasiūlymo galiojimo užtikrinimas. </w:t>
       </w:r>
     </w:p>
     <w:p>
@@ -22177,15 +22184,15 @@
           <w:sz w:val="20"/>
           <w:szCs w:val="20"/>
         </w:rPr>
-        <w:t xml:space="preserve">Perkantysis subjektas informuos </w:t>
-      </w:r>
-      <w:r>
-        <w:rPr>
-          <w:rFonts w:ascii="Arial" w:hAnsi="Arial" w:cs="Arial"/>
-          <w:sz w:val="20"/>
-          <w:szCs w:val="20"/>
-        </w:rPr>
-        <w:t>Koordinavimo komisiją apie ketinamą sudaryti Sutartį, esant bent vienai BPS 16.1 punkte numatytai aplinkybei. Tuo atveju, jei bus vykdoma patikra dėl ketinamos sudaryti Sutarties atitikimo nacionalinio saugumo interesams, Tiekėjas, vadovaudamasis BPS 16 skyriaus nuostatomis, įsipareigoja nustatytais terminais pateikti Perkančiajam subjektui ir/ar kompetentingoms institucijoms visus duomenis, dokumentus ir sutikimus, būtinus šiai patikrai atlikti.</w:t>
+        <w:t xml:space="preserve">Pirkimo vykdytojas informuos </w:t>
+      </w:r>
+      <w:r>
+        <w:rPr>
+          <w:rFonts w:ascii="Arial" w:hAnsi="Arial" w:cs="Arial"/>
+          <w:sz w:val="20"/>
+          <w:szCs w:val="20"/>
+        </w:rPr>
+        <w:t>Koordinavimo komisiją apie ketinamą sudaryti Sutartį, esant bent vienai BPS 16.1 punkte numatytai aplinkybei. Tuo atveju, jei bus vykdoma patikra dėl ketinamos sudaryti Sutarties atitikimo nacionalinio saugumo interesams, Tiekėjas, vadovaudamasis BPS 16 skyriaus nuostatomis, įsipareigoja nustatytais terminais pateikti Pirkimo vykdytojui ir/ar kompetentingoms institucijoms visus duomenis, dokumentus ir sutikimus, būtinus šiai patikrai atlikti.</w:t>
       </w:r>
     </w:p>
     <w:p>
@@ -22217,7 +22224,7 @@
           <w:sz w:val="20"/>
           <w:szCs w:val="20"/>
         </w:rPr>
-        <w:t xml:space="preserve">Pirkime numatoma, kad Perkantysis subjektas informuos Koordinavimo komisiją apie ketinamą sudaryti Sutartį. Atsižvelgiant į tai, Tiekėjas, kuris pateikė ekonomiškai naudingiausią pasiūlymą ir yra nustatytas galimu laimėtoju, Perkančiojo subjekto prašymu, per jo nustatytą terminą, kuris negali būti trumpesnis kaip 3 darbo dienos,  privalės pateikti Tiekėjo, kiekvieno Tiekėjų grupės nario, kiekvieno Ūkio subjekto, kurio pajėgumais remiamasi ir kiekvieno Subtiekėjo užpildytus </w:t>
+        <w:t xml:space="preserve">Pirkime numatoma, kad Pirkimo vykdytojas informuos Koordinavimo komisiją apie ketinamą sudaryti Sutartį. Atsižvelgiant į tai, Tiekėjas, kuris pateikė ekonomiškai naudingiausią pasiūlymą ir yra nustatytas galimu laimėtoju, Pirkimo vykdytojo prašymu, per jo nustatytą terminą, kuris negali būti trumpesnis kaip 3 darbo dienos,  privalės pateikti Tiekėjo, kiekvieno Tiekėjų grupės nario, kiekvieno Ūkio subjekto, kurio pajėgumais remiamasi ir kiekvieno Subtiekėjo užpildytus </w:t>
       </w:r>
       <w:r>
         <w:rPr>
@@ -25017,7 +25024,7 @@
           <w:sz w:val="16"/>
           <w:szCs w:val="16"/>
         </w:rPr>
-        <w:t xml:space="preserve"> Tiekėjo finansinis stabilumas ir patikimumas; Tiekėjui taikomos/taikytos sankcijos ir kiti tarptautiniai ribojimai;  Veiklos vykdymas  trečiose šalyse; Veiklos partnerio naudos gavėjų įtakos ir ryšių su Perkančiuoju subjektu; Tiekėjo, jį kontroliuojančių asmenų nusikalstama veika arba ikiteisminiai tyrimai,  vykstantys teismo procesai dėl nusikalstamos veikos; Tiekėjo (ne) taikomos priemonės korupcijos rizikai valdyti, pinigų plovimo ir teroristų finansavimo prevencijai užtikrinti; Tiekėjo akcininkų, dalininkų, dalyvių, vadovų ar kolegialių ir (ar) valdymo organų reputacija.</w:t>
+        <w:t xml:space="preserve"> Tiekėjo finansinis stabilumas ir patikimumas; Tiekėjui taikomos/taikytos sankcijos ir kiti tarptautiniai ribojimai;  Veiklos vykdymas  trečiose šalyse; Veiklos partnerio naudos gavėjų įtakos ir ryšių su Pirkimo vykdytoju; Tiekėjo, jį kontroliuojančių asmenų nusikalstama veika arba ikiteisminiai tyrimai,  vykstantys teismo procesai dėl nusikalstamos veikos; Tiekėjo (ne) taikomos priemonės korupcijos rizikai valdyti, pinigų plovimo ir teroristų finansavimo prevencijai užtikrinti; Tiekėjo akcininkų, dalininkų, dalyvių, vadovų ar kolegialių ir (ar) valdymo organų reputacija.</w:t>
       </w:r>
     </w:p>
     <w:p>

--- a/PP-salygos/templates/AKV_LT_SPS.docx
+++ b/PP-salygos/templates/AKV_LT_SPS.docx
@@ -4290,29 +4290,25 @@
     <w:bookmarkEnd w:id="15"/>
     <w:p>
       <w:pPr>
-        <w:numPr>
-          <w:ilvl w:val="1"/>
-          <w:numId w:val="2"/>
-        </w:numPr>
         <w:tabs>
           <w:tab w:val="left" w:pos="567"/>
         </w:tabs>
         <w:spacing w:before="60" w:after="60"/>
-        <w:ind w:left="0" w:firstLine="0"/>
         <w:jc w:val="both"/>
         <w:rPr>
           <w:rFonts w:ascii="Arial" w:hAnsi="Arial" w:cs="Arial"/>
-          <w:sz w:val="20"/>
-          <w:szCs w:val="20"/>
-        </w:rPr>
-      </w:pPr>
-      <w:r>
-        <w:rPr>
-          <w:rFonts w:ascii="Arial" w:hAnsi="Arial" w:cs="Arial"/>
-          <w:sz w:val="20"/>
-          <w:szCs w:val="20"/>
-        </w:rPr>
-        <w:t xml:space="preserve">Tiekėjų kvalifikacija nėra tikrinama šiame Pirkime. Tiekėjų pašalinimo pagrindų nebuvimas yra tikrinamas. </w:t>
+          <w:iCs/>
+          <w:sz w:val="20"/>
+          <w:szCs w:val="20"/>
+        </w:rPr>
+      </w:pPr>
+      <w:r>
+        <w:rPr>
+          <w:rFonts w:ascii="Arial" w:hAnsi="Arial" w:cs="Arial"/>
+          <w:sz w:val="20"/>
+          <w:szCs w:val="20"/>
+        </w:rPr>
+        <w:t xml:space="preserve">3.1. Tiekėjų kvalifikacija nėra tikrinama šiame Pirkime. Tiekėjų pašalinimo pagrindų nebuvimas yra tikrinamas. </w:t>
       </w:r>
       <w:bookmarkStart w:id="17" w:name="_Hlk27551410"/>
       <w:r>
@@ -28146,7 +28142,7 @@
     <w:multiLevelType w:val="multilevel"/>
     <w:tmpl w:val="1CC625CA"/>
     <w:lvl w:ilvl="0">
-      <w:start w:val="7"/>
+      <w:start w:val="10"/>
       <w:numFmt w:val="decimal"/>
       <w:lvlText w:val="%1."/>
       <w:lvlJc w:val="left"/>

--- a/PP-salygos/templates/AKV_LT_SPS.docx
+++ b/PP-salygos/templates/AKV_LT_SPS.docx
@@ -5863,7 +5863,7 @@
                 <w:sz w:val="20"/>
                 <w:szCs w:val="20"/>
               </w:rPr>
-              <w:t>2) Informaciją apie Tiekėjo  valdymo ar priežiūros organus (</w:t>
+              <w:t>2) Informaciją apie Tiekėjo valdymo ar priežiūros organus (</w:t>
             </w:r>
             <w:r>
               <w:rPr>
@@ -6316,7 +6316,7 @@
                 <w:szCs w:val="20"/>
                 <w:lang w:eastAsia="en-US"/>
               </w:rPr>
-              <w:t>3) tiekėjas apie tikslią jo įsiskolinimo sumą informuotas tokiu metu, kad iki  pasiūlymų pateikimo termino pabaigos nespėjo sumokėti mokesčių, įskaitant socialinio draudimo įmokas, sudaryti mokestinės paskolos sutarties ar kito panašaus pobūdžio įpareigojančio susitarimo dėl jų sumokėjimo ar imtis kitų priemonių, kad atitiktų 1 punkto nuostatas. Tiekėjas šiuo pagrindu nepašalinamas iš pirkimo procedūros, jeigu, perkančiajai organizacijai reikalaujant pateikti aktualius dokumentus pagal VPĮ 50 straipsnio 6 dalį, jis įrodo, kad jau yra laikomas įvykdžiusiu įsipareigojimus, susijusius su mokesčių, įskaitant socialinio draudimo įmokas, mokėjimu.</w:t>
+              <w:t>3) tiekėjas apie tikslią jo įsiskolinimo sumą informuotas tokiu metu, kad iki pasiūlymų pateikimo termino pabaigos nespėjo sumokėti mokesčių, įskaitant socialinio draudimo įmokas, sudaryti mokestinės paskolos sutarties ar kito panašaus pobūdžio įpareigojančio susitarimo dėl jų sumokėjimo ar imtis kitų priemonių, kad atitiktų 1 punkto nuostatas. Tiekėjas šiuo pagrindu nepašalinamas iš pirkimo procedūros, jeigu, perkančiajai organizacijai reikalaujant pateikti aktualius dokumentus pagal VPĮ 50 straipsnio 6 dalį, jis įrodo, kad jau yra laikomas įvykdžiusiu įsipareigojimus, susijusius su mokesčių, įskaitant socialinio draudimo įmokas, mokėjimu.</w:t>
             </w:r>
           </w:p>
         </w:tc>
@@ -6585,7 +6585,7 @@
                 <w:sz w:val="20"/>
                 <w:szCs w:val="20"/>
               </w:rPr>
-              <w:t xml:space="preserve">Nurodyti dokumentai turi būti  išduoti ne anksčiau kaip 120 dienų iki </w:t>
+              <w:t xml:space="preserve">Nurodyti dokumentai turi būti išduoti ne anksčiau kaip 120 dienų iki </w:t>
             </w:r>
             <w:r>
               <w:rPr>
@@ -6748,7 +6748,7 @@
                 <w:sz w:val="20"/>
                 <w:szCs w:val="20"/>
               </w:rPr>
-              <w:t xml:space="preserve">2.1) Jeigu tiekėjas yra juridinis asmuo, registruotas Lietuvos Respublikoje, iš jo nereikalaujama pateikti jokių šį reikalavimą įrodančių dokumentų. Pirkimo vykdytojas savarankiškai patikrina duomenis nacionalinėje duomenų bazėje,  adresu </w:t>
+              <w:t xml:space="preserve">2.1) Jeigu tiekėjas yra juridinis asmuo, registruotas Lietuvos Respublikoje, iš jo nereikalaujama pateikti jokių šį reikalavimą įrodančių dokumentų. Pirkimo vykdytojas savarankiškai patikrina duomenis nacionalinėje duomenų bazėje, adresu </w:t>
             </w:r>
             <w:hyperlink r:id="rId11" w:history="1">
               <w:r>
@@ -6944,7 +6944,7 @@
                 <w:sz w:val="20"/>
                 <w:szCs w:val="20"/>
               </w:rPr>
-              <w:t xml:space="preserve">Nurodyti dokumentai turi būti  išduoti ne anksčiau kaip </w:t>
+              <w:t xml:space="preserve">Nurodyti dokumentai turi būti išduoti ne anksčiau kaip </w:t>
             </w:r>
             <w:r>
               <w:rPr>
@@ -9444,7 +9444,7 @@
                 <w:sz w:val="20"/>
                 <w:szCs w:val="20"/>
               </w:rPr>
-              <w:t>„e-Certis“ adresu:  https://ec.europa.eu/tools/ecertis/.</w:t>
+              <w:t>„e-Certis“ adresu: https://ec.europa.eu/tools/ecertis/.</w:t>
             </w:r>
           </w:p>
           <w:p>
@@ -9671,7 +9671,7 @@
                 <w:sz w:val="20"/>
                 <w:szCs w:val="20"/>
               </w:rPr>
-              <w:t>Prireikus, Pirkimo vykdytojas turi teisę prašyti pateikti valstybės įmonės Registrų centro Lietuvos Respublikos Vyriausybės nustatyta tvarka išduoto dokumento, patvirtinančio jungtinius kompetentingų institucijų tvarkomus duomenis. Tokiu atveju dokumentas turi būti  išduotas ne anksčiau kaip 120 dienų iki tos dienos, kai tiekėjas Pirkimo vykdytojo prašymu turės pateikti pašalinimo pagrindų nebuvimą patvirtinančius dokumentus. Pavyzdys: Jeigu Pirkimo vykdytojas 2022-10-10 kreipėsi į tiekėją prašydamas iki 2022-10-14 pateikti įrodančius dokumentus, jie turi būti išduoti ne anksčiau kaip 120 dienų, jas skaičiuojant atgal nuo 2022-10-14.</w:t>
+              <w:t>Prireikus, Pirkimo vykdytojas turi teisę prašyti pateikti valstybės įmonės Registrų centro Lietuvos Respublikos Vyriausybės nustatyta tvarka išduoto dokumento, patvirtinančio jungtinius kompetentingų institucijų tvarkomus duomenis. Tokiu atveju dokumentas turi būti išduotas ne anksčiau kaip 120 dienų iki tos dienos, kai tiekėjas Pirkimo vykdytojo prašymu turės pateikti pašalinimo pagrindų nebuvimą patvirtinančius dokumentus. Pavyzdys: Jeigu Pirkimo vykdytojas 2022-10-10 kreipėsi į tiekėją prašydamas iki 2022-10-14 pateikti įrodančius dokumentus, jie turi būti išduoti ne anksčiau kaip 120 dienų, jas skaičiuojant atgal nuo 2022-10-14.</w:t>
             </w:r>
           </w:p>
           <w:p>
@@ -9973,7 +9973,7 @@
                 <w:sz w:val="20"/>
                 <w:szCs w:val="20"/>
               </w:rPr>
-              <w:t>„e-Certis“ adresu:  https://ec.europa.eu/tools/ecertis/.</w:t>
+              <w:t>„e-Certis“ adresu: https://ec.europa.eu/tools/ecertis/.</w:t>
             </w:r>
           </w:p>
         </w:tc>
@@ -10887,7 +10887,7 @@
                 <w:szCs w:val="20"/>
                 <w:lang w:eastAsia="en-US"/>
               </w:rPr>
-              <w:t xml:space="preserve"> netikrinama, tačiau Tiekėjas  įsipareigoja, kad pirkimo sutartį vykdys tik tokią teisę turintys asmenys. Atitinkami reikalavimai nurodyti</w:t>
+              <w:t xml:space="preserve"> netikrinama, tačiau Tiekėjas įsipareigoja, kad pirkimo sutartį vykdys tik tokią teisę turintys asmenys. Atitinkami reikalavimai nurodyti</w:t>
             </w:r>
             <w:r>
               <w:rPr>
@@ -13137,7 +13137,7 @@
           <w:sz w:val="20"/>
           <w:szCs w:val="20"/>
         </w:rPr>
-        <w:t xml:space="preserve">Tiekėjas arba jo pasitelktas subtiekėjas, arba ūkio subjektas, kurio pajėgumais remiamasi   privalo atitikti bent vieną iš socialinių reikalavimų, nurodytų </w:t>
+        <w:t xml:space="preserve">Tiekėjas arba jo pasitelktas subtiekėjas, arba ūkio subjektas, kurio pajėgumais remiamasi privalo atitikti bent vieną iš socialinių reikalavimų, nurodytų </w:t>
       </w:r>
       <w:r>
         <w:rPr>
@@ -13484,7 +13484,7 @@
                 <w:sz w:val="20"/>
                 <w:szCs w:val="20"/>
               </w:rPr>
-              <w:t xml:space="preserve">Sutarties vykdymo laikotarpiu tiekėjo arba jo pasitelkto subtiekėjo, arba  ūkio subjekto, kurio pajėgumais remiamasi, darbuotojui (-ams), tiesiogiai vykdantiems pirkimo sutartį, </w:t>
+              <w:t xml:space="preserve">Sutarties vykdymo laikotarpiu tiekėjo arba jo pasitelkto subtiekėjo, arba ūkio subjekto, kurio pajėgumais remiamasi, darbuotojui (-ams), tiesiogiai vykdantiems pirkimo sutartį, </w:t>
             </w:r>
             <w:r>
               <w:rPr>
@@ -14660,7 +14660,7 @@
                 <w:sz w:val="20"/>
                 <w:szCs w:val="20"/>
               </w:rPr>
-              <w:t xml:space="preserve"> savo darbuotojui (-ams), tiesiogiai vykdantiems pirkimo sutartį, </w:t>
+              <w:t xml:space="preserve">savo darbuotojui (-ams), tiesiogiai vykdantiems pirkimo sutartį, </w:t>
             </w:r>
             <w:r>
               <w:rPr>
@@ -15032,7 +15032,7 @@
           <w:sz w:val="20"/>
           <w:szCs w:val="20"/>
         </w:rPr>
-        <w:t xml:space="preserve">. Tiekėjai privalo deklaruoti atitiktį kitiems reikalavimams ir  (arba) pateikti dokumentus, pagrindžiančius atitiktį šiems reikalavimams </w:t>
+        <w:t xml:space="preserve">. Tiekėjai privalo deklaruoti atitiktį kitiems reikalavimams ir (arba) pateikti dokumentus, pagrindžiančius atitiktį šiems reikalavimams </w:t>
       </w:r>
       <w:r>
         <w:rPr>
@@ -15762,7 +15762,7 @@
                 <w:sz w:val="20"/>
                 <w:szCs w:val="20"/>
               </w:rPr>
-              <w:t>Dokumentai, kuriuose nenurodytas galiojimo terminas, turi būti  išduoti ar atspausdinti iš informacinės sistemos ne anksčiau kaip prieš tris mėnesius iki tos dienos, kai Pirkimo vykdytojo prašymu Tiekėjas turi pateikti dokumentus.</w:t>
+              <w:t>Dokumentai, kuriuose nenurodytas galiojimo terminas, turi būti išduoti ar atspausdinti iš informacinės sistemos ne anksčiau kaip prieš tris mėnesius iki tos dienos, kai Pirkimo vykdytojo prašymu Tiekėjas turi pateikti dokumentus.</w:t>
             </w:r>
           </w:p>
           <w:p>
@@ -16272,7 +16272,7 @@
                 <w:sz w:val="20"/>
                 <w:szCs w:val="20"/>
               </w:rPr>
-              <w:t xml:space="preserve"> ir nėra ūkio subjektų grupės, kurios bet kuris narys vykdo veiklą VPĮ  92 straipsnio 15 dalyje numatytame sąraše nurodytose valstybėse ar teritorijose, narys arba jos vadovas, kitas valdymo ar priežiūros organo narys ar kitas (kiti) asmuo (asmenys), turintis (turintys) teisę atstovauti tiekėjui, subtiekėjui, ūkio subjektui, kurio pajėgumais remiamasi, ar jį kontroliuoti, jo vardu priimti sprendimą, sudaryti sandorį, ir tokiu būdu dalyvauja tokių ūkio subjektų grupių ir (ar) ūkio subjektų veikloje.</w:t>
+              <w:t xml:space="preserve"> ir nėra ūkio subjektų grupės, kurios bet kuris narys vykdo veiklą VPĮ 92 straipsnio 15 dalyje numatytame sąraše nurodytose valstybėse ar teritorijose, narys arba jos vadovas, kitas valdymo ar priežiūros organo narys ar kitas (kiti) asmuo (asmenys), turintis (turintys) teisę atstovauti tiekėjui, subtiekėjui, ūkio subjektui, kurio pajėgumais remiamasi, ar jį kontroliuoti, jo vardu priimti sprendimą, sudaryti sandorį, ir tokiu būdu dalyvauja tokių ūkio subjektų grupių ir (ar) ūkio subjektų veikloje.</w:t>
             </w:r>
             <w:commentRangeEnd w:id="47"/>
             <w:r>
@@ -17061,7 +17061,7 @@
                 <w:sz w:val="20"/>
                 <w:szCs w:val="20"/>
               </w:rPr>
-              <w:t>Dokumentai, kuriuose nenurodytas galiojimo terminas, turi būti  išduoti ar atspausdinti iš informacinės sistemos ne anksčiau kaip prieš tris mėnesius iki tos dienos, kai Pirkimo vykdytojo prašymu Tiekėjas turi pateikti dokumentus.</w:t>
+              <w:t>Dokumentai, kuriuose nenurodytas galiojimo terminas, turi būti išduoti ar atspausdinti iš informacinės sistemos ne anksčiau kaip prieš tris mėnesius iki tos dienos, kai Pirkimo vykdytojo prašymu Tiekėjas turi pateikti dokumentus.</w:t>
             </w:r>
           </w:p>
           <w:p>
@@ -17308,7 +17308,7 @@
                 <w:sz w:val="20"/>
                 <w:szCs w:val="20"/>
               </w:rPr>
-              <w:t xml:space="preserve"> ar </w:t>
+              <w:t xml:space="preserve">ar </w:t>
             </w:r>
             <w:r>
               <w:rPr>
@@ -17522,7 +17522,7 @@
                 <w:sz w:val="20"/>
                 <w:szCs w:val="20"/>
               </w:rPr>
-              <w:t>Pirkime negali dalyvauti Tiekėjai, Subtiekėjai, Tiekėjų grupės nariai, Ūkio subjektai, kurių pajėgumais remiamasi, kuriems ar jų siūlomų prekių gamintojui, juos kontroliuojantiems juridiniams ir (ar) fiziniams  asmenims taikomos Jungtinių Tautų saugumo tarybos, Europos Sąjungos, kitų tarptautinių organizacijų, kurių narė yra arba kuriose dalyvauja Lietuvos Respublika bei Jungtinių Amerikos Valstijų sankcijos (ribojamosios priemonės).</w:t>
+              <w:t>Pirkime negali dalyvauti Tiekėjai, Subtiekėjai, Tiekėjų grupės nariai, Ūkio subjektai, kurių pajėgumais remiamasi, kuriems ar jų siūlomų prekių gamintojui, juos kontroliuojantiems juridiniams ir (ar) fiziniams asmenims taikomos Jungtinių Tautų saugumo tarybos, Europos Sąjungos, kitų tarptautinių organizacijų, kurių narė yra arba kuriose dalyvauja Lietuvos Respublika bei Jungtinių Amerikos Valstijų sankcijos (ribojamosios priemonės).</w:t>
             </w:r>
           </w:p>
         </w:tc>
@@ -18372,7 +18372,7 @@
                 <w:sz w:val="20"/>
                 <w:szCs w:val="20"/>
               </w:rPr>
-              <w:t xml:space="preserve">EPSO-G įmonių grupės  </w:t>
+              <w:t xml:space="preserve">EPSO-G įmonių grupės </w:t>
             </w:r>
             <w:r>
               <w:rPr>
@@ -18703,7 +18703,7 @@
                 <w:sz w:val="20"/>
                 <w:szCs w:val="20"/>
               </w:rPr>
-              <w:t>Jei ekonomiškai naudingiausią pasiūlymą pateikęs Tiekėjas/Tiekėjų grupės narys šį klausimyną yra pildęs ne anksčiau kaip prieš 12 mėnesių iki Pirkimo vykdytojo prašymo pateikimo ir informacija yra nepasikeitusi, jis gali nepildyti klausimyno, bet per klausimynui užpildyti skirtą terminą pateikti laisvos formos patvirtinimą, kad anksčiau šio tiekėjo  užpildytame Veiklos partnerių patikros klausimyne informacija yra nepasikeitusi.</w:t>
+              <w:t>Jei ekonomiškai naudingiausią pasiūlymą pateikęs Tiekėjas/Tiekėjų grupės narys šį klausimyną yra pildęs ne anksčiau kaip prieš 12 mėnesių iki Pirkimo vykdytojo prašymo pateikimo ir informacija yra nepasikeitusi, jis gali nepildyti klausimyno, bet per klausimynui užpildyti skirtą terminą pateikti laisvos formos patvirtinimą, kad anksčiau šio tiekėjo užpildytame Veiklos partnerių patikros klausimyne informacija yra nepasikeitusi.</w:t>
             </w:r>
           </w:p>
           <w:p>
@@ -18739,7 +18739,7 @@
                 <w:sz w:val="20"/>
                 <w:szCs w:val="20"/>
               </w:rPr>
-              <w:t xml:space="preserve">Pirkimo vykdytojas atliks su ekonomiškai naudingiausią pasiūlymą pateikusiu tiekėju (tiekėjų grupės nariais, subtiekėjais) susijusių duomenų iš klausimyno ir (ar) prieinamų šaltinių įvertinimą  veiklos partnerio rizikos aspektu. Per Pirkimo vykdytojo nustatytą terminą neužpildžius klausimyno, Tiekėjo pasiūlymas bus atmetamas.  </w:t>
+              <w:t xml:space="preserve">Pirkimo vykdytojas atliks su ekonomiškai naudingiausią pasiūlymą pateikusiu tiekėju (tiekėjų grupės nariais, subtiekėjais) susijusių duomenų iš klausimyno ir (ar) prieinamų šaltinių įvertinimą veiklos partnerio rizikos aspektu. Per Pirkimo vykdytojo nustatytą terminą neužpildžius klausimyno, Tiekėjo pasiūlymas bus atmetamas.  </w:t>
             </w:r>
           </w:p>
           <w:p>
@@ -18837,7 +18837,7 @@
                 <w:sz w:val="20"/>
                 <w:szCs w:val="20"/>
               </w:rPr>
-              <w:t xml:space="preserve"> sudaryti veiksmų vykdymo planą siekiant išvengti ar  mažinti nustatytas rizikas.</w:t>
+              <w:t xml:space="preserve"> sudaryti veiksmų vykdymo planą siekiant išvengti ar mažinti nustatytas rizikas.</w:t>
             </w:r>
           </w:p>
           <w:p>
@@ -21335,7 +21335,7 @@
           <w:sz w:val="20"/>
           <w:szCs w:val="20"/>
         </w:rPr>
-        <w:t>ir joje turi  būti nurodytas garantijos galiojimo terminas</w:t>
+        <w:t>ir joje turi būti nurodytas garantijos galiojimo terminas</w:t>
       </w:r>
       <w:r>
         <w:rPr>
@@ -22220,7 +22220,7 @@
           <w:sz w:val="20"/>
           <w:szCs w:val="20"/>
         </w:rPr>
-        <w:t xml:space="preserve">Pirkime numatoma, kad Pirkimo vykdytojas informuos Koordinavimo komisiją apie ketinamą sudaryti Sutartį. Atsižvelgiant į tai, Tiekėjas, kuris pateikė ekonomiškai naudingiausią pasiūlymą ir yra nustatytas galimu laimėtoju, Pirkimo vykdytojo prašymu, per jo nustatytą terminą, kuris negali būti trumpesnis kaip 3 darbo dienos,  privalės pateikti Tiekėjo, kiekvieno Tiekėjų grupės nario, kiekvieno Ūkio subjekto, kurio pajėgumais remiamasi ir kiekvieno Subtiekėjo užpildytus </w:t>
+        <w:t xml:space="preserve">Pirkime numatoma, kad Pirkimo vykdytojas informuos Koordinavimo komisiją apie ketinamą sudaryti Sutartį. Atsižvelgiant į tai, Tiekėjas, kuris pateikė ekonomiškai naudingiausią pasiūlymą ir yra nustatytas galimu laimėtoju, Pirkimo vykdytojo prašymu, per jo nustatytą terminą, kuris negali būti trumpesnis kaip 3 darbo dienos, privalės pateikti Tiekėjo, kiekvieno Tiekėjų grupės nario, kiekvieno Ūkio subjekto, kurio pajėgumais remiamasi ir kiekvieno Subtiekėjo užpildytus </w:t>
       </w:r>
       <w:r>
         <w:rPr>
@@ -22284,7 +22284,7 @@
       </w:r>
       <w:bookmarkEnd w:id="72"/>
       <w:r>
-        <w:t xml:space="preserve">  IR SUTARTIES ĮVYKDYMO UŽTIKRINIMAS</w:t>
+        <w:t xml:space="preserve"> IR SUTARTIES ĮVYKDYMO UŽTIKRINIMAS</w:t>
       </w:r>
       <w:bookmarkEnd w:id="73"/>
     </w:p>
@@ -25020,7 +25020,7 @@
           <w:sz w:val="16"/>
           <w:szCs w:val="16"/>
         </w:rPr>
-        <w:t xml:space="preserve"> Tiekėjo finansinis stabilumas ir patikimumas; Tiekėjui taikomos/taikytos sankcijos ir kiti tarptautiniai ribojimai;  Veiklos vykdymas  trečiose šalyse; Veiklos partnerio naudos gavėjų įtakos ir ryšių su Pirkimo vykdytoju; Tiekėjo, jį kontroliuojančių asmenų nusikalstama veika arba ikiteisminiai tyrimai,  vykstantys teismo procesai dėl nusikalstamos veikos; Tiekėjo (ne) taikomos priemonės korupcijos rizikai valdyti, pinigų plovimo ir teroristų finansavimo prevencijai užtikrinti; Tiekėjo akcininkų, dalininkų, dalyvių, vadovų ar kolegialių ir (ar) valdymo organų reputacija.</w:t>
+        <w:t xml:space="preserve"> Tiekėjo finansinis stabilumas ir patikimumas; Tiekėjui taikomos/taikytos sankcijos ir kiti tarptautiniai ribojimai; Veiklos vykdymas trečiose šalyse; Veiklos partnerio naudos gavėjų įtakos ir ryšių su Pirkimo vykdytoju; Tiekėjo, jį kontroliuojančių asmenų nusikalstama veika arba ikiteisminiai tyrimai, vykstantys teismo procesai dėl nusikalstamos veikos; Tiekėjo (ne) taikomos priemonės korupcijos rizikai valdyti, pinigų plovimo ir teroristų finansavimo prevencijai užtikrinti; Tiekėjo akcininkų, dalininkų, dalyvių, vadovų ar kolegialių ir (ar) valdymo organų reputacija.</w:t>
       </w:r>
     </w:p>
     <w:p>

--- a/PP-salygos/templates/AKV_LT_SPS.docx
+++ b/PP-salygos/templates/AKV_LT_SPS.docx
@@ -4451,7 +4451,7 @@
           <w:sz w:val="20"/>
           <w:szCs w:val="20"/>
         </w:rPr>
-        <w:t>, bus prašoma pateikti tik iš Tiekėjo, kuris pagal sudarytą pasiūlymų eilę, pateikė ekonomiškai naudingiausią pasiūlymą.</w:t>
+        <w:t>, bus prašoma pateikti tik iš Tiekėjo, kuris pagal sudarytą pasiūlymų eilę pateikė ekonomiškai naudingiausią pasiūlymą.</w:t>
       </w:r>
     </w:p>
     <w:p>
@@ -4672,7 +4672,7 @@
           <w:sz w:val="20"/>
           <w:szCs w:val="20"/>
         </w:rPr>
-        <w:t>bus prašoma pateikti tik iš Tiekėjo, kuris pagal sudarytą pasiūlymų eilę, pateikė ekonomiškai naudingiausią pasiūlymą</w:t>
+        <w:t>bus prašoma pateikti tik iš Tiekėjo, kuris pagal sudarytą pasiūlymų eilę pateikė ekonomiškai naudingiausią pasiūlymą</w:t>
       </w:r>
       <w:bookmarkEnd w:id="22"/>
       <w:r>
@@ -13137,7 +13137,7 @@
           <w:sz w:val="20"/>
           <w:szCs w:val="20"/>
         </w:rPr>
-        <w:t xml:space="preserve">Tiekėjas arba jo pasitelktas subtiekėjas, arba ūkio subjektas, kurio pajėgumais remiamasi privalo atitikti bent vieną iš socialinių reikalavimų, nurodytų </w:t>
+        <w:t xml:space="preserve">Tiekėjas arba jo pasitelktas subtiekėjas, arba ūkio subjektas, kurio pajėgumais remiamasi, privalo atitikti bent vieną iš socialinių reikalavimų, nurodytų </w:t>
       </w:r>
       <w:r>
         <w:rPr>
@@ -13164,7 +13164,7 @@
           <w:sz w:val="20"/>
           <w:szCs w:val="20"/>
         </w:rPr>
-        <w:t xml:space="preserve"> t. y., bent vieną iš </w:t>
+        <w:t xml:space="preserve"> t. y. bent vieną iš </w:t>
       </w:r>
       <w:r>
         <w:rPr>
@@ -13196,7 +13196,7 @@
           <w:szCs w:val="20"/>
         </w:rPr>
         <w:lastRenderedPageBreak/>
-        <w:t xml:space="preserve">šeimos ir darbo įsipareigojimų derinimo priemonių ir / </w:t>
+        <w:t xml:space="preserve">šeimos ir darbo įsipareigojimų derinimo priemonių ir (a</w:t>
       </w:r>
       <w:r>
         <w:rPr>
@@ -13207,7 +13207,7 @@
           <w:szCs w:val="20"/>
           <w:u w:val="single"/>
         </w:rPr>
-        <w:t>arba</w:t>
+        <w:t>rba)</w:t>
       </w:r>
       <w:r>
         <w:rPr>
@@ -13242,7 +13242,7 @@
           <w:sz w:val="20"/>
           <w:szCs w:val="20"/>
         </w:rPr>
-        <w:t xml:space="preserve"> (vieno ar kelių), bus prašoma pateikti tik iš Tiekėjo, kuris pagal sudarytą pasiūlymų eilę, pateikė ekonomiškai naudingiausią pasiūlymą.</w:t>
+        <w:t xml:space="preserve"> (vieno ar kelių), bus prašoma pateikti tik iš Tiekėjo, kuris pagal sudarytą pasiūlymų eilę pateikė ekonomiškai naudingiausią pasiūlymą.</w:t>
       </w:r>
     </w:p>
     <w:bookmarkEnd w:id="42"/>
@@ -14009,7 +14009,7 @@
                 <w:sz w:val="20"/>
                 <w:szCs w:val="20"/>
               </w:rPr>
-              <w:t>Kitų dokumentų bus prašoma pateikti tik iš Tiekėjo, kuris pagal sudarytą pasiūlymų eilę, pateikė ekonomiškai naudingiausią pasiūlymą:</w:t>
+              <w:t>Kitų dokumentų bus prašoma pateikti tik iš Tiekėjo, kuris pagal sudarytą pasiūlymų eilę pateikė ekonomiškai naudingiausią pasiūlymą:</w:t>
             </w:r>
             <w:r>
               <w:rPr>
@@ -14859,7 +14859,7 @@
                 <w:sz w:val="20"/>
                 <w:szCs w:val="20"/>
               </w:rPr>
-              <w:t>Kitų dokumentų (vieno ar kelių) bus prašoma pateikti tik iš Tiekėjo, kuris pagal sudarytą pasiūlymų eilę, pateikė ekonomiškai naudingiausią pasiūlymą:</w:t>
+              <w:t>Kitų dokumentų (vieno ar kelių) bus prašoma pateikti tik iš Tiekėjo, kuris pagal sudarytą pasiūlymų eilę pateikė ekonomiškai naudingiausią pasiūlymą:</w:t>
             </w:r>
           </w:p>
           <w:p>
@@ -16701,7 +16701,7 @@
                 <w:sz w:val="20"/>
                 <w:szCs w:val="20"/>
               </w:rPr>
-              <w:t xml:space="preserve">bus prašoma pateikti tik iš Tiekėjo, kuris pagal sudarytą pasiūlymų eilę, pateikė ekonomiškai naudingiausią pasiūlymą: Tiekėjo, jo Subtiekėjų, Tiekėjų grupės narių, Ūkio subjektų, kurių pajėgumais remiamasi, </w:t>
+              <w:t xml:space="preserve">bus prašoma pateikti tik iš Tiekėjo, kuris pagal sudarytą pasiūlymų eilę pateikė ekonomiškai naudingiausią pasiūlymą: Tiekėjo, jo Subtiekėjų, Tiekėjų grupės narių, Ūkio subjektų, kurių pajėgumais remiamasi, </w:t>
             </w:r>
             <w:r>
               <w:rPr>

--- a/PP-salygos/templates/AKV_LT_SPS.docx
+++ b/PP-salygos/templates/AKV_LT_SPS.docx
@@ -17522,7 +17522,7 @@
                 <w:sz w:val="20"/>
                 <w:szCs w:val="20"/>
               </w:rPr>
-              <w:t>Pirkime negali dalyvauti Tiekėjai, Subtiekėjai, Tiekėjų grupės nariai, Ūkio subjektai, kurių pajėgumais remiamasi, kuriems ar jų siūlomų prekių gamintojui, juos kontroliuojantiems juridiniams ir (ar) fiziniams asmenims taikomos Jungtinių Tautų saugumo tarybos, Europos Sąjungos, kitų tarptautinių organizacijų, kurių narė yra arba kuriose dalyvauja Lietuvos Respublika bei Jungtinių Amerikos Valstijų sankcijos (ribojamosios priemonės).</w:t>
+              <w:t>Pirkime negali dalyvauti Tiekėjai, Subtiekėjai, Tiekėjų grupės nariai, Ūkio subjektai, kurių pajėgumais remiamasi, kuriems ar jų siūlomų prekių gamintojui, juos kontroliuojantiems juridiniams ir (ar) fiziniams asmenims taikomos Jungtinių Tautų saugumo tarybos, Europos Sąjungos, kitų tarptautinių organizacijų, kurių narė yra arba kuriose dalyvauja Lietuvos Respublika, bei Jungtinių Amerikos Valstijų sankcijos (ribojamosios priemonės).</w:t>
             </w:r>
           </w:p>
         </w:tc>
@@ -18195,7 +18195,7 @@
                 <w:sz w:val="20"/>
                 <w:szCs w:val="20"/>
               </w:rPr>
-              <w:t>Pirkime negali dalyvauti Tiekėjai, Subtiekėjai, Tiekėjų grupės nariai, Ūkio subjektai, kurių pajėgumais remiamasi , kurie nėra registruoti (Tiekėjas, Tiekėjų grupės narys, Subtiekėjas, Ūkio subjektas, kurio pajėgumais remiamasi, Kvazisubtiekėjas, kuris yra fizinis asmuo – nuolat gyvenantis ar turintys pilietybę) Europos Sąjungos valstybėje narėje, Šiaurės Atlanto sutarties organizacijos valstybėje narėje ar trečiojoje šalyje, pasirašiusioje VPĮ 17 straipsnio 4 dalyje nurodytus tarptautinius susitarimus.</w:t>
+              <w:t>Pirkime negali dalyvauti Tiekėjai, Subtiekėjai, Tiekėjų grupės nariai, Ūkio subjektai, kurių pajėgumais remiamasi , kurie nėra registruoti (jeigu Tiekėjas, Tiekėjų grupės narys, Subtiekėjas, Ūkio subjektas, kurio pajėgumais remiamasi, ar Kvazisubtiekėjas yra fizinis asmuo – nuolat gyvenantis ar turintis pilietybę) Europos Sąjungos valstybėje narėje, Šiaurės Atlanto sutarties organizacijos valstybėje narėje ar trečiojoje šalyje, pasirašiusioje VPĮ 17 straipsnio 4 dalyje nurodytus tarptautinius susitarimus.</w:t>
             </w:r>
             <w:r>
               <w:rPr>

--- a/PP-salygos/templates/AKV_LT_SPS.docx
+++ b/PP-salygos/templates/AKV_LT_SPS.docx
@@ -24252,7 +24252,7 @@
         <w:rPr>
           <w:u w:val="single"/>
         </w:rPr>
-        <w:t xml:space="preserve">kurių vertė viršija 803 tūkstančius eurų, </w:t>
+        <w:t xml:space="preserve">kurių vertė viršija vidaus taisyklėse nustatytą ribą, </w:t>
       </w:r>
       <w:r>
         <w:t xml:space="preserve">žemesnės vertės pirkimuose taikoma atsižvelgus į įsipareigojimų nevykdymo riziką. Užtikrinimo priemonių pirkimuose, </w:t>
@@ -24261,7 +24261,7 @@
         <w:rPr>
           <w:u w:val="single"/>
         </w:rPr>
-        <w:t>kurių vertė viršija 803 tūkstančius eurų</w:t>
+        <w:t>kurių vertė viršija vidaus taisyklėse nustatytą ribą</w:t>
       </w:r>
       <w:r>
         <w:t xml:space="preserve"> gali būti neprašoma, jeigu Pirkėjas prieš Pirkimą parengia ir pateikia Grupės iždui raštišką argumentaciją, kodėl Užtikrinimo priemonės konkretaus sandorio atžvilgiu nėra tikslingos arba jei, vadovaujantis teisės aktų nuostatomis, yra vykdoma neskelbiamo Pirkimo procedūra iš vienintelio Tiekėjo. Rekomenduojama užtikrinimo vertė nuo pradinės sutarties vertės – ne mažiau nei 10 proc.“. </w:t>

--- a/PP-salygos/templates/AKV_LT_SPS.docx
+++ b/PP-salygos/templates/AKV_LT_SPS.docx
@@ -11751,7 +11751,7 @@
           <w:szCs w:val="20"/>
           <w:highlight w:val="yellow"/>
         </w:rPr>
-        <w:t>SPS 6 priedo 2 priedėlį</w:t>
+        <w:t>SPS 5 priedo 2 priedėlį</w:t>
       </w:r>
       <w:r>
         <w:rPr>

--- a/PP-salygos/templates/AKV_LT_SPS.docx
+++ b/PP-salygos/templates/AKV_LT_SPS.docx
@@ -11779,85 +11779,121 @@
       <w:r>
         <w:rPr>
           <w:rFonts w:ascii="Arial" w:hAnsi="Arial" w:cs="Arial"/>
+          <w:sz w:val="20"/>
+          <w:szCs w:val="20"/>
+        </w:rPr>
+        <w:t xml:space="preserve">3.7. </w:t>
+      </w:r>
+      <w:commentRangeStart w:id="33"/>
+      <w:r>
+        <w:rPr>
+          <w:rFonts w:ascii="Arial" w:hAnsi="Arial" w:cs="Arial"/>
+          <w:sz w:val="20"/>
+          <w:szCs w:val="20"/>
+        </w:rPr>
+        <w:t xml:space="preserve">Tiekėjas, kurio bus prašoma pateikti kvalifikaciją pagrindžiančius dokumentus, su kvalifikacijos dokumentais turi pateikti įrodymus (išrašus iš darbo sutarčių ar pan., kuriuose matytųsi vardas, pavardė, sutarties data), jog SPS 2 lentelės </w:t>
+      </w:r>
+      <w:r>
+        <w:rPr>
+          <w:rFonts w:ascii="Arial" w:hAnsi="Arial" w:cs="Arial"/>
+          <w:sz w:val="20"/>
+          <w:szCs w:val="20"/>
           <w:color w:val="FF0000"/>
-          <w:sz w:val="20"/>
-          <w:szCs w:val="20"/>
-        </w:rPr>
-        <w:t>3.7.</w:t>
-      </w:r>
-      <w:r>
-        <w:rPr>
-          <w:rFonts w:ascii="Arial" w:hAnsi="Arial" w:cs="Arial"/>
+        </w:rPr>
+        <w:t xml:space="preserve">X, X, X </w:t>
+      </w:r>
+      <w:r>
+        <w:rPr>
+          <w:rFonts w:ascii="Arial" w:hAnsi="Arial" w:cs="Arial"/>
+          <w:sz w:val="20"/>
+          <w:szCs w:val="20"/>
+        </w:rPr>
+        <w:t xml:space="preserve">ir </w:t>
+      </w:r>
+      <w:r>
+        <w:rPr>
+          <w:rFonts w:ascii="Arial" w:hAnsi="Arial" w:cs="Arial"/>
+          <w:sz w:val="20"/>
+          <w:szCs w:val="20"/>
           <w:color w:val="FF0000"/>
         </w:rPr>
-        <w:t xml:space="preserve"> </w:t>
-      </w:r>
-      <w:commentRangeStart w:id="33"/>
-      <w:r>
-        <w:rPr>
-          <w:rFonts w:ascii="Arial" w:hAnsi="Arial" w:cs="Arial"/>
+        <w:t xml:space="preserve">X</w:t>
+      </w:r>
+      <w:r>
+        <w:rPr>
+          <w:rFonts w:ascii="Arial" w:hAnsi="Arial" w:cs="Arial"/>
+          <w:sz w:val="20"/>
+          <w:szCs w:val="20"/>
+        </w:rPr>
+        <w:t xml:space="preserve"> punktų reikalavimams pagrįsti siūlomi specialistai yra Tiekėjo/Tiekėjų grupės nario arba Ūkio subjekto, kurio pajėgumais remiamasi grindžiant atitiktį Kvalifikacijos reikalavimams, darbuotojai (jeigu Tiekėjas SPS 5 priede nebus nurodęs, kad SPS 2 lentelės </w:t>
+      </w:r>
+      <w:r>
+        <w:rPr>
+          <w:rFonts w:ascii="Arial" w:hAnsi="Arial" w:cs="Arial"/>
+          <w:sz w:val="20"/>
+          <w:szCs w:val="20"/>
           <w:color w:val="FF0000"/>
-          <w:sz w:val="20"/>
-          <w:szCs w:val="20"/>
-        </w:rPr>
-        <w:t xml:space="preserve">Tiekėjas, kurio bus prašoma pateikti kvalifikaciją pagrindžiančius dokumentus, su kvalifikacijos dokumentais turi pateikti įrodymus (išrašus iš darbo sutarčių ar pan., kuriuose matytųsi vardas, pavardė, sutarties data), jog </w:t>
-      </w:r>
-      <w:r>
-        <w:rPr>
-          <w:rFonts w:ascii="Arial" w:hAnsi="Arial" w:cs="Arial"/>
+        </w:rPr>
+        <w:t xml:space="preserve">X</w:t>
+      </w:r>
+      <w:r>
+        <w:rPr>
+          <w:rFonts w:ascii="Arial" w:hAnsi="Arial" w:cs="Arial"/>
+          <w:sz w:val="20"/>
+          <w:szCs w:val="20"/>
+        </w:rPr>
+        <w:t xml:space="preserve"> ir/ar </w:t>
+      </w:r>
+      <w:r>
+        <w:rPr>
+          <w:rFonts w:ascii="Arial" w:hAnsi="Arial" w:cs="Arial"/>
+          <w:sz w:val="20"/>
+          <w:szCs w:val="20"/>
           <w:color w:val="FF0000"/>
-          <w:sz w:val="20"/>
-          <w:szCs w:val="20"/>
-          <w:highlight w:val="yellow"/>
-        </w:rPr>
-        <w:t>SPS 2 lentelės 2, 3, 4 ir 6 punktų</w:t>
-      </w:r>
-      <w:r>
-        <w:rPr>
-          <w:rFonts w:ascii="Arial" w:hAnsi="Arial" w:cs="Arial"/>
+        </w:rPr>
+        <w:t xml:space="preserve">X</w:t>
+      </w:r>
+      <w:r>
+        <w:rPr>
+          <w:rFonts w:ascii="Arial" w:hAnsi="Arial" w:cs="Arial"/>
+          <w:sz w:val="20"/>
+          <w:szCs w:val="20"/>
+        </w:rPr>
+        <w:t xml:space="preserve"> ir/ar </w:t>
+      </w:r>
+      <w:r>
+        <w:rPr>
+          <w:rFonts w:ascii="Arial" w:hAnsi="Arial" w:cs="Arial"/>
+          <w:sz w:val="20"/>
+          <w:szCs w:val="20"/>
           <w:color w:val="FF0000"/>
-          <w:sz w:val="20"/>
-          <w:szCs w:val="20"/>
-        </w:rPr>
-        <w:t xml:space="preserve"> reikalavimams pagrįsti siūlomi specialistai yra Tiekėjo/Tiekėjų grupės nario arba Ūkio subjekto, kurio pajėgumais remiamasi grindžiant atitiktį Kvalifikacijos reikalavimams, darbuotojai (jeigu Tiekėjas </w:t>
-      </w:r>
-      <w:r>
-        <w:rPr>
-          <w:rFonts w:ascii="Arial" w:hAnsi="Arial" w:cs="Arial"/>
+        </w:rPr>
+        <w:t xml:space="preserve">X</w:t>
+      </w:r>
+      <w:r>
+        <w:rPr>
+          <w:rFonts w:ascii="Arial" w:hAnsi="Arial" w:cs="Arial"/>
+          <w:sz w:val="20"/>
+          <w:szCs w:val="20"/>
+        </w:rPr>
+        <w:t xml:space="preserve"> ir/ar </w:t>
+      </w:r>
+      <w:r>
+        <w:rPr>
+          <w:rFonts w:ascii="Arial" w:hAnsi="Arial" w:cs="Arial"/>
+          <w:sz w:val="20"/>
+          <w:szCs w:val="20"/>
           <w:color w:val="FF0000"/>
-          <w:sz w:val="20"/>
-          <w:szCs w:val="20"/>
-          <w:highlight w:val="yellow"/>
-        </w:rPr>
-        <w:t>SPS 4 priede</w:t>
-      </w:r>
-      <w:r>
-        <w:rPr>
-          <w:rFonts w:ascii="Arial" w:hAnsi="Arial" w:cs="Arial"/>
-          <w:color w:val="FF0000"/>
-          <w:sz w:val="20"/>
-          <w:szCs w:val="20"/>
-        </w:rPr>
-        <w:t xml:space="preserve"> nebus nurodęs, kad SPS </w:t>
-      </w:r>
-      <w:r>
-        <w:rPr>
-          <w:rFonts w:ascii="Arial" w:hAnsi="Arial" w:cs="Arial"/>
-          <w:color w:val="FF0000"/>
-          <w:sz w:val="20"/>
-          <w:szCs w:val="20"/>
-          <w:highlight w:val="yellow"/>
-        </w:rPr>
-        <w:t>1 lentelės 1 ir/ar 2 punktui</w:t>
-      </w:r>
-      <w:r>
-        <w:rPr>
-          <w:rFonts w:ascii="Arial" w:hAnsi="Arial" w:cs="Arial"/>
-          <w:color w:val="FF0000"/>
-          <w:sz w:val="20"/>
-          <w:szCs w:val="20"/>
-        </w:rPr>
-        <w:t xml:space="preserve"> pagrįsti pasitelkia Kvazisubtiekėjus).</w:t>
+        </w:rPr>
+        <w:t xml:space="preserve">X</w:t>
+      </w:r>
+      <w:r>
+        <w:rPr>
+          <w:rFonts w:ascii="Arial" w:hAnsi="Arial" w:cs="Arial"/>
+          <w:sz w:val="20"/>
+          <w:szCs w:val="20"/>
+        </w:rPr>
+        <w:t xml:space="preserve"> punktui pagrįsti pasitelkia Kvazisubtiekėjus).</w:t>
       </w:r>
       <w:commentRangeEnd w:id="33"/>
       <w:r>

--- a/PP-salygos/templates/AKV_LT_SPS.docx
+++ b/PP-salygos/templates/AKV_LT_SPS.docx
@@ -11796,9 +11796,9 @@
       <w:r>
         <w:rPr>
           <w:rFonts w:ascii="Arial" w:hAnsi="Arial" w:cs="Arial"/>
-          <w:sz w:val="20"/>
-          <w:szCs w:val="20"/>
           <w:color w:val="FF0000"/>
+          <w:sz w:val="20"/>
+          <w:szCs w:val="20"/>
         </w:rPr>
         <w:t xml:space="preserve">X, X, X </w:t>
       </w:r>
@@ -11813,9 +11813,9 @@
       <w:r>
         <w:rPr>
           <w:rFonts w:ascii="Arial" w:hAnsi="Arial" w:cs="Arial"/>
-          <w:sz w:val="20"/>
-          <w:szCs w:val="20"/>
           <w:color w:val="FF0000"/>
+          <w:sz w:val="20"/>
+          <w:szCs w:val="20"/>
         </w:rPr>
         <w:t xml:space="preserve">X</w:t>
       </w:r>
@@ -11830,9 +11830,9 @@
       <w:r>
         <w:rPr>
           <w:rFonts w:ascii="Arial" w:hAnsi="Arial" w:cs="Arial"/>
-          <w:sz w:val="20"/>
-          <w:szCs w:val="20"/>
           <w:color w:val="FF0000"/>
+          <w:sz w:val="20"/>
+          <w:szCs w:val="20"/>
         </w:rPr>
         <w:t xml:space="preserve">X</w:t>
       </w:r>
@@ -11847,9 +11847,9 @@
       <w:r>
         <w:rPr>
           <w:rFonts w:ascii="Arial" w:hAnsi="Arial" w:cs="Arial"/>
-          <w:sz w:val="20"/>
-          <w:szCs w:val="20"/>
           <w:color w:val="FF0000"/>
+          <w:sz w:val="20"/>
+          <w:szCs w:val="20"/>
         </w:rPr>
         <w:t xml:space="preserve">X</w:t>
       </w:r>
@@ -11864,9 +11864,9 @@
       <w:r>
         <w:rPr>
           <w:rFonts w:ascii="Arial" w:hAnsi="Arial" w:cs="Arial"/>
-          <w:sz w:val="20"/>
-          <w:szCs w:val="20"/>
           <w:color w:val="FF0000"/>
+          <w:sz w:val="20"/>
+          <w:szCs w:val="20"/>
         </w:rPr>
         <w:t xml:space="preserve">X</w:t>
       </w:r>
@@ -11881,9 +11881,9 @@
       <w:r>
         <w:rPr>
           <w:rFonts w:ascii="Arial" w:hAnsi="Arial" w:cs="Arial"/>
-          <w:sz w:val="20"/>
-          <w:szCs w:val="20"/>
           <w:color w:val="FF0000"/>
+          <w:sz w:val="20"/>
+          <w:szCs w:val="20"/>
         </w:rPr>
         <w:t xml:space="preserve">X</w:t>
       </w:r>
